--- a/Fase 1/Evidencias Individuales/Ignacio_Mella_1.1_APT122_AutoevaluacionCompetenciasFase1.docx
+++ b/Fase 1/Evidencias Individuales/Ignacio_Mella_1.1_APT122_AutoevaluacionCompetenciasFase1.docx
@@ -1,6 +1,6 @@
 
 <file path=word/document.xml><?xml version="1.0" encoding="utf-8"?>
-<w:document xmlns:wpc="http://schemas.microsoft.com/office/word/2010/wordprocessingCanvas" xmlns:cx="http://schemas.microsoft.com/office/drawing/2014/chartex" xmlns:cx1="http://schemas.microsoft.com/office/drawing/2015/9/8/chartex" xmlns:cx2="http://schemas.microsoft.com/office/drawing/2015/10/21/chartex" xmlns:cx3="http://schemas.microsoft.com/office/drawing/2016/5/9/chartex" xmlns:cx4="http://schemas.microsoft.com/office/drawing/2016/5/10/chartex" xmlns:cx5="http://schemas.microsoft.com/office/drawing/2016/5/11/chartex" xmlns:cx6="http://schemas.microsoft.com/office/drawing/2016/5/12/chartex" xmlns:cx7="http://schemas.microsoft.com/office/drawing/2016/5/13/chartex" xmlns:cx8="http://schemas.microsoft.com/office/drawing/2016/5/14/chartex" xmlns:mc="http://schemas.openxmlformats.org/markup-compatibility/2006" xmlns:aink="http://schemas.microsoft.com/office/drawing/2016/ink" xmlns:am3d="http://schemas.microsoft.com/office/drawing/2017/model3d" xmlns:o="urn:schemas-microsoft-com:office:office" xmlns:oel="http://schemas.microsoft.com/office/2019/extlst" xmlns:r="http://schemas.openxmlformats.org/officeDocument/2006/relationships" xmlns:m="http://schemas.openxmlformats.org/officeDocument/2006/math" xmlns:v="urn:schemas-microsoft-com:vml" xmlns:wp14="http://schemas.microsoft.com/office/word/2010/wordprocessingDrawing" xmlns:wp="http://schemas.openxmlformats.org/drawingml/2006/wordprocessingDrawing" xmlns:w10="urn:schemas-microsoft-com:office:word" xmlns:w="http://schemas.openxmlformats.org/wordprocessingml/2006/main" xmlns:w14="http://schemas.microsoft.com/office/word/2010/wordml" xmlns:w15="http://schemas.microsoft.com/office/word/2012/wordml" xmlns:w16cex="http://schemas.microsoft.com/office/word/2018/wordml/cex" xmlns:w16cid="http://schemas.microsoft.com/office/word/2016/wordml/cid" xmlns:w16="http://schemas.microsoft.com/office/word/2018/wordml" xmlns:w16du="http://schemas.microsoft.com/office/word/2023/wordml/word16du" xmlns:w16sdtdh="http://schemas.microsoft.com/office/word/2020/wordml/sdtdatahash" xmlns:w16sdtfl="http://schemas.microsoft.com/office/word/2024/wordml/sdtformatlock" xmlns:w16se="http://schemas.microsoft.com/office/word/2015/wordml/symex" xmlns:wpg="http://schemas.microsoft.com/office/word/2010/wordprocessingGroup" xmlns:wpi="http://schemas.microsoft.com/office/word/2010/wordprocessingInk" xmlns:wne="http://schemas.microsoft.com/office/word/2006/wordml" xmlns:wps="http://schemas.microsoft.com/office/word/2010/wordprocessingShape" mc:Ignorable="w14 w15 w16se w16cid w16 w16cex w16sdtdh w16sdtfl w16du wp14">
+<w:document xmlns:wpc="http://schemas.microsoft.com/office/word/2010/wordprocessingCanvas" xmlns:cx="http://schemas.microsoft.com/office/drawing/2014/chartex" xmlns:cx1="http://schemas.microsoft.com/office/drawing/2015/9/8/chartex" xmlns:cx2="http://schemas.microsoft.com/office/drawing/2015/10/21/chartex" xmlns:cx3="http://schemas.microsoft.com/office/drawing/2016/5/9/chartex" xmlns:cx4="http://schemas.microsoft.com/office/drawing/2016/5/10/chartex" xmlns:cx5="http://schemas.microsoft.com/office/drawing/2016/5/11/chartex" xmlns:cx6="http://schemas.microsoft.com/office/drawing/2016/5/12/chartex" xmlns:cx7="http://schemas.microsoft.com/office/drawing/2016/5/13/chartex" xmlns:cx8="http://schemas.microsoft.com/office/drawing/2016/5/14/chartex" xmlns:mc="http://schemas.openxmlformats.org/markup-compatibility/2006" xmlns:aink="http://schemas.microsoft.com/office/drawing/2016/ink" xmlns:am3d="http://schemas.microsoft.com/office/drawing/2017/model3d" xmlns:o="urn:schemas-microsoft-com:office:office" xmlns:r="http://schemas.openxmlformats.org/officeDocument/2006/relationships" xmlns:m="http://schemas.openxmlformats.org/officeDocument/2006/math" xmlns:v="urn:schemas-microsoft-com:vml" xmlns:wp14="http://schemas.microsoft.com/office/word/2010/wordprocessingDrawing" xmlns:wp="http://schemas.openxmlformats.org/drawingml/2006/wordprocessingDrawing" xmlns:w10="urn:schemas-microsoft-com:office:word" xmlns:w="http://schemas.openxmlformats.org/wordprocessingml/2006/main" xmlns:w14="http://schemas.microsoft.com/office/word/2010/wordml" xmlns:w15="http://schemas.microsoft.com/office/word/2012/wordml" xmlns:w16cex="http://schemas.microsoft.com/office/word/2018/wordml/cex" xmlns:w16cid="http://schemas.microsoft.com/office/word/2016/wordml/cid" xmlns:w16="http://schemas.microsoft.com/office/word/2018/wordml" xmlns:w16sdtdh="http://schemas.microsoft.com/office/word/2020/wordml/sdtdatahash" xmlns:w16se="http://schemas.microsoft.com/office/word/2015/wordml/symex" xmlns:wpg="http://schemas.microsoft.com/office/word/2010/wordprocessingGroup" xmlns:wpi="http://schemas.microsoft.com/office/word/2010/wordprocessingInk" xmlns:wne="http://schemas.microsoft.com/office/word/2006/wordml" xmlns:wps="http://schemas.microsoft.com/office/word/2010/wordprocessingShape" mc:Ignorable="w14 w15 w16se w16cid w16 w16cex w16sdtdh wp14">
   <w:body>
     <w:p>
       <w:pPr>
@@ -493,6 +493,14 @@
                 <w:sz w:val="24"/>
                 <w:szCs w:val="24"/>
               </w:rPr>
+              <w:t>s</w:t>
+            </w:r>
+            <w:r>
+              <w:rPr>
+                <w:rFonts w:eastAsiaTheme="majorEastAsia"/>
+                <w:sz w:val="24"/>
+                <w:szCs w:val="24"/>
+              </w:rPr>
               <w:t xml:space="preserve"> aspectos de manera aislada.</w:t>
             </w:r>
           </w:p>
@@ -1483,7 +1491,37 @@
                 <w:sz w:val="16"/>
                 <w:szCs w:val="16"/>
               </w:rPr>
-              <w:t xml:space="preserve"> tanto mis conocimientos teóricos como prácticos adquiridos a lo largo de mi carrera soy capaz de cumplir con la competencia con un alto dominio, pero por la falta de experiencia profesional, no puedo marcar ED</w:t>
+              <w:t>,</w:t>
+            </w:r>
+            <w:r>
+              <w:rPr>
+                <w:b/>
+                <w:bCs/>
+                <w:color w:val="000000" w:themeColor="text1"/>
+                <w:sz w:val="16"/>
+                <w:szCs w:val="16"/>
+              </w:rPr>
+              <w:t xml:space="preserve"> tanto </w:t>
+            </w:r>
+            <w:r>
+              <w:rPr>
+                <w:b/>
+                <w:bCs/>
+                <w:color w:val="000000" w:themeColor="text1"/>
+                <w:sz w:val="16"/>
+                <w:szCs w:val="16"/>
+              </w:rPr>
+              <w:t xml:space="preserve">por </w:t>
+            </w:r>
+            <w:r>
+              <w:rPr>
+                <w:b/>
+                <w:bCs/>
+                <w:color w:val="000000" w:themeColor="text1"/>
+                <w:sz w:val="16"/>
+                <w:szCs w:val="16"/>
+              </w:rPr>
+              <w:t>mis conocimientos teóricos como prácticos adquiridos a lo largo de mi carrera soy capaz de cumplir con la competencia con un alto dominio, pero por la falta de experiencia profesional, no puedo marcar ED</w:t>
             </w:r>
             <w:r>
               <w:rPr>
@@ -1813,27 +1851,7 @@
                 <w:sz w:val="16"/>
                 <w:szCs w:val="16"/>
               </w:rPr>
-              <w:t xml:space="preserve">, </w:t>
-            </w:r>
-            <w:r>
-              <w:rPr>
-                <w:b/>
-                <w:bCs/>
-                <w:color w:val="000000" w:themeColor="text1"/>
-                <w:sz w:val="16"/>
-                <w:szCs w:val="16"/>
-              </w:rPr>
-              <w:t>pero por la falta de experiencia profesional, no puedo marcar ED.</w:t>
-            </w:r>
-            <w:r>
-              <w:rPr>
-                <w:b/>
-                <w:bCs/>
-                <w:color w:val="000000" w:themeColor="text1"/>
-                <w:sz w:val="16"/>
-                <w:szCs w:val="16"/>
-              </w:rPr>
-              <w:t xml:space="preserve"> </w:t>
+              <w:t xml:space="preserve">, pero por la falta de experiencia profesional, no puedo marcar ED. </w:t>
             </w:r>
           </w:p>
         </w:tc>
@@ -2723,7 +2741,7 @@
 </file>
 
 <file path=word/endnotes.xml><?xml version="1.0" encoding="utf-8"?>
-<w:endnotes xmlns:wpc="http://schemas.microsoft.com/office/word/2010/wordprocessingCanvas" xmlns:cx="http://schemas.microsoft.com/office/drawing/2014/chartex" xmlns:cx1="http://schemas.microsoft.com/office/drawing/2015/9/8/chartex" xmlns:cx2="http://schemas.microsoft.com/office/drawing/2015/10/21/chartex" xmlns:cx3="http://schemas.microsoft.com/office/drawing/2016/5/9/chartex" xmlns:cx4="http://schemas.microsoft.com/office/drawing/2016/5/10/chartex" xmlns:cx5="http://schemas.microsoft.com/office/drawing/2016/5/11/chartex" xmlns:cx6="http://schemas.microsoft.com/office/drawing/2016/5/12/chartex" xmlns:cx7="http://schemas.microsoft.com/office/drawing/2016/5/13/chartex" xmlns:cx8="http://schemas.microsoft.com/office/drawing/2016/5/14/chartex" xmlns:mc="http://schemas.openxmlformats.org/markup-compatibility/2006" xmlns:aink="http://schemas.microsoft.com/office/drawing/2016/ink" xmlns:am3d="http://schemas.microsoft.com/office/drawing/2017/model3d" xmlns:o="urn:schemas-microsoft-com:office:office" xmlns:oel="http://schemas.microsoft.com/office/2019/extlst" xmlns:r="http://schemas.openxmlformats.org/officeDocument/2006/relationships" xmlns:m="http://schemas.openxmlformats.org/officeDocument/2006/math" xmlns:v="urn:schemas-microsoft-com:vml" xmlns:wp14="http://schemas.microsoft.com/office/word/2010/wordprocessingDrawing" xmlns:wp="http://schemas.openxmlformats.org/drawingml/2006/wordprocessingDrawing" xmlns:w10="urn:schemas-microsoft-com:office:word" xmlns:w="http://schemas.openxmlformats.org/wordprocessingml/2006/main" xmlns:w14="http://schemas.microsoft.com/office/word/2010/wordml" xmlns:w15="http://schemas.microsoft.com/office/word/2012/wordml" xmlns:w16cex="http://schemas.microsoft.com/office/word/2018/wordml/cex" xmlns:w16cid="http://schemas.microsoft.com/office/word/2016/wordml/cid" xmlns:w16="http://schemas.microsoft.com/office/word/2018/wordml" xmlns:w16du="http://schemas.microsoft.com/office/word/2023/wordml/word16du" xmlns:w16sdtdh="http://schemas.microsoft.com/office/word/2020/wordml/sdtdatahash" xmlns:w16sdtfl="http://schemas.microsoft.com/office/word/2024/wordml/sdtformatlock" xmlns:w16se="http://schemas.microsoft.com/office/word/2015/wordml/symex" xmlns:wpg="http://schemas.microsoft.com/office/word/2010/wordprocessingGroup" xmlns:wpi="http://schemas.microsoft.com/office/word/2010/wordprocessingInk" xmlns:wne="http://schemas.microsoft.com/office/word/2006/wordml" xmlns:wps="http://schemas.microsoft.com/office/word/2010/wordprocessingShape" mc:Ignorable="w14 w15 w16se w16cid w16 w16cex w16sdtdh w16sdtfl w16du wp14">
+<w:endnotes xmlns:wpc="http://schemas.microsoft.com/office/word/2010/wordprocessingCanvas" xmlns:cx="http://schemas.microsoft.com/office/drawing/2014/chartex" xmlns:cx1="http://schemas.microsoft.com/office/drawing/2015/9/8/chartex" xmlns:cx2="http://schemas.microsoft.com/office/drawing/2015/10/21/chartex" xmlns:cx3="http://schemas.microsoft.com/office/drawing/2016/5/9/chartex" xmlns:cx4="http://schemas.microsoft.com/office/drawing/2016/5/10/chartex" xmlns:cx5="http://schemas.microsoft.com/office/drawing/2016/5/11/chartex" xmlns:cx6="http://schemas.microsoft.com/office/drawing/2016/5/12/chartex" xmlns:cx7="http://schemas.microsoft.com/office/drawing/2016/5/13/chartex" xmlns:cx8="http://schemas.microsoft.com/office/drawing/2016/5/14/chartex" xmlns:mc="http://schemas.openxmlformats.org/markup-compatibility/2006" xmlns:aink="http://schemas.microsoft.com/office/drawing/2016/ink" xmlns:am3d="http://schemas.microsoft.com/office/drawing/2017/model3d" xmlns:o="urn:schemas-microsoft-com:office:office" xmlns:r="http://schemas.openxmlformats.org/officeDocument/2006/relationships" xmlns:m="http://schemas.openxmlformats.org/officeDocument/2006/math" xmlns:v="urn:schemas-microsoft-com:vml" xmlns:wp14="http://schemas.microsoft.com/office/word/2010/wordprocessingDrawing" xmlns:wp="http://schemas.openxmlformats.org/drawingml/2006/wordprocessingDrawing" xmlns:w10="urn:schemas-microsoft-com:office:word" xmlns:w="http://schemas.openxmlformats.org/wordprocessingml/2006/main" xmlns:w14="http://schemas.microsoft.com/office/word/2010/wordml" xmlns:w15="http://schemas.microsoft.com/office/word/2012/wordml" xmlns:w16cex="http://schemas.microsoft.com/office/word/2018/wordml/cex" xmlns:w16cid="http://schemas.microsoft.com/office/word/2016/wordml/cid" xmlns:w16="http://schemas.microsoft.com/office/word/2018/wordml" xmlns:w16sdtdh="http://schemas.microsoft.com/office/word/2020/wordml/sdtdatahash" xmlns:w16se="http://schemas.microsoft.com/office/word/2015/wordml/symex" xmlns:wpg="http://schemas.microsoft.com/office/word/2010/wordprocessingGroup" xmlns:wpi="http://schemas.microsoft.com/office/word/2010/wordprocessingInk" xmlns:wne="http://schemas.microsoft.com/office/word/2006/wordml" xmlns:wps="http://schemas.microsoft.com/office/word/2010/wordprocessingShape" mc:Ignorable="w14 w15 w16se w16cid w16 w16cex w16sdtdh wp14">
   <w:endnote w:type="separator" w:id="-1">
     <w:p>
       <w:pPr>
@@ -2748,7 +2766,7 @@
 </file>
 
 <file path=word/footer1.xml><?xml version="1.0" encoding="utf-8"?>
-<w:ftr xmlns:wpc="http://schemas.microsoft.com/office/word/2010/wordprocessingCanvas" xmlns:cx="http://schemas.microsoft.com/office/drawing/2014/chartex" xmlns:cx1="http://schemas.microsoft.com/office/drawing/2015/9/8/chartex" xmlns:cx2="http://schemas.microsoft.com/office/drawing/2015/10/21/chartex" xmlns:cx3="http://schemas.microsoft.com/office/drawing/2016/5/9/chartex" xmlns:cx4="http://schemas.microsoft.com/office/drawing/2016/5/10/chartex" xmlns:cx5="http://schemas.microsoft.com/office/drawing/2016/5/11/chartex" xmlns:cx6="http://schemas.microsoft.com/office/drawing/2016/5/12/chartex" xmlns:cx7="http://schemas.microsoft.com/office/drawing/2016/5/13/chartex" xmlns:cx8="http://schemas.microsoft.com/office/drawing/2016/5/14/chartex" xmlns:mc="http://schemas.openxmlformats.org/markup-compatibility/2006" xmlns:aink="http://schemas.microsoft.com/office/drawing/2016/ink" xmlns:am3d="http://schemas.microsoft.com/office/drawing/2017/model3d" xmlns:o="urn:schemas-microsoft-com:office:office" xmlns:oel="http://schemas.microsoft.com/office/2019/extlst" xmlns:r="http://schemas.openxmlformats.org/officeDocument/2006/relationships" xmlns:m="http://schemas.openxmlformats.org/officeDocument/2006/math" xmlns:v="urn:schemas-microsoft-com:vml" xmlns:wp14="http://schemas.microsoft.com/office/word/2010/wordprocessingDrawing" xmlns:wp="http://schemas.openxmlformats.org/drawingml/2006/wordprocessingDrawing" xmlns:w10="urn:schemas-microsoft-com:office:word" xmlns:w="http://schemas.openxmlformats.org/wordprocessingml/2006/main" xmlns:w14="http://schemas.microsoft.com/office/word/2010/wordml" xmlns:w15="http://schemas.microsoft.com/office/word/2012/wordml" xmlns:w16cex="http://schemas.microsoft.com/office/word/2018/wordml/cex" xmlns:w16cid="http://schemas.microsoft.com/office/word/2016/wordml/cid" xmlns:w16="http://schemas.microsoft.com/office/word/2018/wordml" xmlns:w16du="http://schemas.microsoft.com/office/word/2023/wordml/word16du" xmlns:w16sdtdh="http://schemas.microsoft.com/office/word/2020/wordml/sdtdatahash" xmlns:w16sdtfl="http://schemas.microsoft.com/office/word/2024/wordml/sdtformatlock" xmlns:w16se="http://schemas.microsoft.com/office/word/2015/wordml/symex" xmlns:wpg="http://schemas.microsoft.com/office/word/2010/wordprocessingGroup" xmlns:wpi="http://schemas.microsoft.com/office/word/2010/wordprocessingInk" xmlns:wne="http://schemas.microsoft.com/office/word/2006/wordml" xmlns:wps="http://schemas.microsoft.com/office/word/2010/wordprocessingShape" mc:Ignorable="w14 w15 w16se w16cid w16 w16cex w16sdtdh w16sdtfl w16du wp14">
+<w:ftr xmlns:wpc="http://schemas.microsoft.com/office/word/2010/wordprocessingCanvas" xmlns:cx="http://schemas.microsoft.com/office/drawing/2014/chartex" xmlns:cx1="http://schemas.microsoft.com/office/drawing/2015/9/8/chartex" xmlns:cx2="http://schemas.microsoft.com/office/drawing/2015/10/21/chartex" xmlns:cx3="http://schemas.microsoft.com/office/drawing/2016/5/9/chartex" xmlns:cx4="http://schemas.microsoft.com/office/drawing/2016/5/10/chartex" xmlns:cx5="http://schemas.microsoft.com/office/drawing/2016/5/11/chartex" xmlns:cx6="http://schemas.microsoft.com/office/drawing/2016/5/12/chartex" xmlns:cx7="http://schemas.microsoft.com/office/drawing/2016/5/13/chartex" xmlns:cx8="http://schemas.microsoft.com/office/drawing/2016/5/14/chartex" xmlns:mc="http://schemas.openxmlformats.org/markup-compatibility/2006" xmlns:aink="http://schemas.microsoft.com/office/drawing/2016/ink" xmlns:am3d="http://schemas.microsoft.com/office/drawing/2017/model3d" xmlns:o="urn:schemas-microsoft-com:office:office" xmlns:r="http://schemas.openxmlformats.org/officeDocument/2006/relationships" xmlns:m="http://schemas.openxmlformats.org/officeDocument/2006/math" xmlns:v="urn:schemas-microsoft-com:vml" xmlns:wp14="http://schemas.microsoft.com/office/word/2010/wordprocessingDrawing" xmlns:wp="http://schemas.openxmlformats.org/drawingml/2006/wordprocessingDrawing" xmlns:w10="urn:schemas-microsoft-com:office:word" xmlns:w="http://schemas.openxmlformats.org/wordprocessingml/2006/main" xmlns:w14="http://schemas.microsoft.com/office/word/2010/wordml" xmlns:w15="http://schemas.microsoft.com/office/word/2012/wordml" xmlns:w16cex="http://schemas.microsoft.com/office/word/2018/wordml/cex" xmlns:w16cid="http://schemas.microsoft.com/office/word/2016/wordml/cid" xmlns:w16="http://schemas.microsoft.com/office/word/2018/wordml" xmlns:w16sdtdh="http://schemas.microsoft.com/office/word/2020/wordml/sdtdatahash" xmlns:w16se="http://schemas.microsoft.com/office/word/2015/wordml/symex" xmlns:wpg="http://schemas.microsoft.com/office/word/2010/wordprocessingGroup" xmlns:wpi="http://schemas.microsoft.com/office/word/2010/wordprocessingInk" xmlns:wne="http://schemas.microsoft.com/office/word/2006/wordml" xmlns:wps="http://schemas.microsoft.com/office/word/2010/wordprocessingShape" mc:Ignorable="w14 w15 w16se w16cid w16 w16cex w16sdtdh wp14">
   <w:p>
     <w:pPr>
       <w:pStyle w:val="Piedepgina"/>
@@ -2758,7 +2776,7 @@
 </file>
 
 <file path=word/footer2.xml><?xml version="1.0" encoding="utf-8"?>
-<w:ftr xmlns:wpc="http://schemas.microsoft.com/office/word/2010/wordprocessingCanvas" xmlns:cx="http://schemas.microsoft.com/office/drawing/2014/chartex" xmlns:cx1="http://schemas.microsoft.com/office/drawing/2015/9/8/chartex" xmlns:cx2="http://schemas.microsoft.com/office/drawing/2015/10/21/chartex" xmlns:cx3="http://schemas.microsoft.com/office/drawing/2016/5/9/chartex" xmlns:cx4="http://schemas.microsoft.com/office/drawing/2016/5/10/chartex" xmlns:cx5="http://schemas.microsoft.com/office/drawing/2016/5/11/chartex" xmlns:cx6="http://schemas.microsoft.com/office/drawing/2016/5/12/chartex" xmlns:cx7="http://schemas.microsoft.com/office/drawing/2016/5/13/chartex" xmlns:cx8="http://schemas.microsoft.com/office/drawing/2016/5/14/chartex" xmlns:mc="http://schemas.openxmlformats.org/markup-compatibility/2006" xmlns:aink="http://schemas.microsoft.com/office/drawing/2016/ink" xmlns:am3d="http://schemas.microsoft.com/office/drawing/2017/model3d" xmlns:o="urn:schemas-microsoft-com:office:office" xmlns:oel="http://schemas.microsoft.com/office/2019/extlst" xmlns:r="http://schemas.openxmlformats.org/officeDocument/2006/relationships" xmlns:m="http://schemas.openxmlformats.org/officeDocument/2006/math" xmlns:v="urn:schemas-microsoft-com:vml" xmlns:wp14="http://schemas.microsoft.com/office/word/2010/wordprocessingDrawing" xmlns:wp="http://schemas.openxmlformats.org/drawingml/2006/wordprocessingDrawing" xmlns:w10="urn:schemas-microsoft-com:office:word" xmlns:w="http://schemas.openxmlformats.org/wordprocessingml/2006/main" xmlns:w14="http://schemas.microsoft.com/office/word/2010/wordml" xmlns:w15="http://schemas.microsoft.com/office/word/2012/wordml" xmlns:w16cex="http://schemas.microsoft.com/office/word/2018/wordml/cex" xmlns:w16cid="http://schemas.microsoft.com/office/word/2016/wordml/cid" xmlns:w16="http://schemas.microsoft.com/office/word/2018/wordml" xmlns:w16du="http://schemas.microsoft.com/office/word/2023/wordml/word16du" xmlns:w16sdtdh="http://schemas.microsoft.com/office/word/2020/wordml/sdtdatahash" xmlns:w16sdtfl="http://schemas.microsoft.com/office/word/2024/wordml/sdtformatlock" xmlns:w16se="http://schemas.microsoft.com/office/word/2015/wordml/symex" xmlns:wpg="http://schemas.microsoft.com/office/word/2010/wordprocessingGroup" xmlns:wpi="http://schemas.microsoft.com/office/word/2010/wordprocessingInk" xmlns:wne="http://schemas.microsoft.com/office/word/2006/wordml" xmlns:wps="http://schemas.microsoft.com/office/word/2010/wordprocessingShape" mc:Ignorable="w14 w15 w16se w16cid w16 w16cex w16sdtdh w16sdtfl w16du wp14">
+<w:ftr xmlns:wpc="http://schemas.microsoft.com/office/word/2010/wordprocessingCanvas" xmlns:cx="http://schemas.microsoft.com/office/drawing/2014/chartex" xmlns:cx1="http://schemas.microsoft.com/office/drawing/2015/9/8/chartex" xmlns:cx2="http://schemas.microsoft.com/office/drawing/2015/10/21/chartex" xmlns:cx3="http://schemas.microsoft.com/office/drawing/2016/5/9/chartex" xmlns:cx4="http://schemas.microsoft.com/office/drawing/2016/5/10/chartex" xmlns:cx5="http://schemas.microsoft.com/office/drawing/2016/5/11/chartex" xmlns:cx6="http://schemas.microsoft.com/office/drawing/2016/5/12/chartex" xmlns:cx7="http://schemas.microsoft.com/office/drawing/2016/5/13/chartex" xmlns:cx8="http://schemas.microsoft.com/office/drawing/2016/5/14/chartex" xmlns:mc="http://schemas.openxmlformats.org/markup-compatibility/2006" xmlns:aink="http://schemas.microsoft.com/office/drawing/2016/ink" xmlns:am3d="http://schemas.microsoft.com/office/drawing/2017/model3d" xmlns:o="urn:schemas-microsoft-com:office:office" xmlns:r="http://schemas.openxmlformats.org/officeDocument/2006/relationships" xmlns:m="http://schemas.openxmlformats.org/officeDocument/2006/math" xmlns:v="urn:schemas-microsoft-com:vml" xmlns:wp14="http://schemas.microsoft.com/office/word/2010/wordprocessingDrawing" xmlns:wp="http://schemas.openxmlformats.org/drawingml/2006/wordprocessingDrawing" xmlns:w10="urn:schemas-microsoft-com:office:word" xmlns:w="http://schemas.openxmlformats.org/wordprocessingml/2006/main" xmlns:w14="http://schemas.microsoft.com/office/word/2010/wordml" xmlns:w15="http://schemas.microsoft.com/office/word/2012/wordml" xmlns:w16cex="http://schemas.microsoft.com/office/word/2018/wordml/cex" xmlns:w16cid="http://schemas.microsoft.com/office/word/2016/wordml/cid" xmlns:w16="http://schemas.microsoft.com/office/word/2018/wordml" xmlns:w16sdtdh="http://schemas.microsoft.com/office/word/2020/wordml/sdtdatahash" xmlns:w16se="http://schemas.microsoft.com/office/word/2015/wordml/symex" xmlns:wpg="http://schemas.microsoft.com/office/word/2010/wordprocessingGroup" xmlns:wpi="http://schemas.microsoft.com/office/word/2010/wordprocessingInk" xmlns:wne="http://schemas.microsoft.com/office/word/2006/wordml" xmlns:wps="http://schemas.microsoft.com/office/word/2010/wordprocessingShape" mc:Ignorable="w14 w15 w16se w16cid w16 w16cex w16sdtdh wp14">
   <w:sdt>
     <w:sdtPr>
       <w:id w:val="-1904276369"/>
@@ -2767,6 +2785,7 @@
         <w:docPartUnique/>
       </w:docPartObj>
     </w:sdtPr>
+    <w:sdtEndPr/>
     <w:sdtContent>
       <w:p>
         <w:pPr>
@@ -2976,14 +2995,14 @@
                 </wp:anchor>
               </w:drawing>
             </mc:Choice>
-            <mc:Fallback xmlns:w16cei="http://schemas.microsoft.com/office/word/2026/wordml/cei" xmlns:a14="http://schemas.microsoft.com/office/drawing/2010/main" xmlns:a="http://schemas.openxmlformats.org/drawingml/2006/main">
+            <mc:Fallback>
               <w:pict>
-                <v:group id="Grupo 32" style="position:absolute;margin-left:0;margin-top:0;width:610.5pt;height:15pt;z-index:251659264;mso-width-percent:1000;mso-position-horizontal:center;mso-position-horizontal-relative:page;mso-position-vertical:center;mso-position-vertical-relative:bottom-margin-area;mso-width-percent:1000" coordsize="12255,300" coordorigin=",14970" o:spid="_x0000_s1026" w14:anchorId="51D00065" o:gfxdata="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">
+                <v:group w14:anchorId="51D00065" id="Grupo 32" o:spid="_x0000_s1026" style="position:absolute;margin-left:0;margin-top:0;width:610.5pt;height:15pt;z-index:251659264;mso-width-percent:1000;mso-position-horizontal:center;mso-position-horizontal-relative:page;mso-position-vertical:center;mso-position-vertical-relative:bottom-margin-area;mso-width-percent:1000" coordorigin=",14970" coordsize="12255,300" o:gfxdata="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">
                   <v:shapetype id="_x0000_t202" coordsize="21600,21600" o:spt="202" path="m,l,21600r21600,l21600,xe">
                     <v:stroke joinstyle="miter"/>
                     <v:path gradientshapeok="t" o:connecttype="rect"/>
                   </v:shapetype>
-                  <v:shape id="Text Box 25" style="position:absolute;left:10803;top:14982;width:659;height:288;visibility:visible;mso-wrap-style:square;v-text-anchor:top" o:spid="_x0000_s1027" filled="f" stroked="f" type="#_x0000_t202" o:gfxdata="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">
+                  <v:shape id="Text Box 25" o:spid="_x0000_s1027" type="#_x0000_t202" style="position:absolute;left:10803;top:14982;width:659;height:288;visibility:visible;mso-wrap-style:square;v-text-anchor:top" o:gfxdata="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" filled="f" stroked="f">
                     <v:textbox inset="0,0,0,0">
                       <w:txbxContent>
                         <w:p>
@@ -3017,20 +3036,20 @@
                       </w:txbxContent>
                     </v:textbox>
                   </v:shape>
-                  <v:group id="Group 31" style="position:absolute;top:14970;width:12255;height:230;flip:x" coordsize="12255,230" coordorigin="-8,14978" o:spid="_x0000_s1028" o:gfxdata="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">
-                    <v:shapetype id="_x0000_t34" coordsize="21600,21600" o:oned="t" filled="f" o:spt="34" adj="10800" path="m,l@0,0@0,21600,21600,21600e">
+                  <v:group id="Group 31" o:spid="_x0000_s1028" style="position:absolute;top:14970;width:12255;height:230;flip:x" coordorigin="-8,14978" coordsize="12255,230" o:gfxdata="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">
+                    <v:shapetype id="_x0000_t34" coordsize="21600,21600" o:spt="34" o:oned="t" adj="10800" path="m,l@0,0@0,21600,21600,21600e" filled="f">
                       <v:stroke joinstyle="miter"/>
                       <v:formulas>
                         <v:f eqn="val #0"/>
                       </v:formulas>
-                      <v:path fillok="f" arrowok="t" o:connecttype="none"/>
+                      <v:path arrowok="t" fillok="f" o:connecttype="none"/>
                       <v:handles>
                         <v:h position="#0,center"/>
                       </v:handles>
                       <o:lock v:ext="edit" shapetype="t"/>
                     </v:shapetype>
-                    <v:shape id="AutoShape 27" style="position:absolute;left:-8;top:14978;width:1260;height:230;flip:y;visibility:visible;mso-wrap-style:square" o:spid="_x0000_s1029" strokecolor="#a5a5a5" o:connectortype="elbow" type="#_x0000_t34" o:gfxdata="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"/>
-                    <v:shape id="AutoShape 28" style="position:absolute;left:1252;top:14978;width:10995;height:230;rotation:180;visibility:visible;mso-wrap-style:square" o:spid="_x0000_s1030" strokecolor="#a5a5a5" o:connectortype="elbow" type="#_x0000_t34" adj="20904" o:gfxdata="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"/>
+                    <v:shape id="AutoShape 27" o:spid="_x0000_s1029" type="#_x0000_t34" style="position:absolute;left:-8;top:14978;width:1260;height:230;flip:y;visibility:visible;mso-wrap-style:square" o:connectortype="elbow" o:gfxdata="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" strokecolor="#a5a5a5"/>
+                    <v:shape id="AutoShape 28" o:spid="_x0000_s1030" type="#_x0000_t34" style="position:absolute;left:1252;top:14978;width:10995;height:230;rotation:180;visibility:visible;mso-wrap-style:square" o:connectortype="elbow" o:gfxdata="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" adj="20904" strokecolor="#a5a5a5"/>
                   </v:group>
                   <w10:wrap anchorx="page" anchory="margin"/>
                 </v:group>
@@ -3045,7 +3064,7 @@
 </file>
 
 <file path=word/footer3.xml><?xml version="1.0" encoding="utf-8"?>
-<w:ftr xmlns:wpc="http://schemas.microsoft.com/office/word/2010/wordprocessingCanvas" xmlns:cx="http://schemas.microsoft.com/office/drawing/2014/chartex" xmlns:cx1="http://schemas.microsoft.com/office/drawing/2015/9/8/chartex" xmlns:cx2="http://schemas.microsoft.com/office/drawing/2015/10/21/chartex" xmlns:cx3="http://schemas.microsoft.com/office/drawing/2016/5/9/chartex" xmlns:cx4="http://schemas.microsoft.com/office/drawing/2016/5/10/chartex" xmlns:cx5="http://schemas.microsoft.com/office/drawing/2016/5/11/chartex" xmlns:cx6="http://schemas.microsoft.com/office/drawing/2016/5/12/chartex" xmlns:cx7="http://schemas.microsoft.com/office/drawing/2016/5/13/chartex" xmlns:cx8="http://schemas.microsoft.com/office/drawing/2016/5/14/chartex" xmlns:mc="http://schemas.openxmlformats.org/markup-compatibility/2006" xmlns:aink="http://schemas.microsoft.com/office/drawing/2016/ink" xmlns:am3d="http://schemas.microsoft.com/office/drawing/2017/model3d" xmlns:o="urn:schemas-microsoft-com:office:office" xmlns:oel="http://schemas.microsoft.com/office/2019/extlst" xmlns:r="http://schemas.openxmlformats.org/officeDocument/2006/relationships" xmlns:m="http://schemas.openxmlformats.org/officeDocument/2006/math" xmlns:v="urn:schemas-microsoft-com:vml" xmlns:wp14="http://schemas.microsoft.com/office/word/2010/wordprocessingDrawing" xmlns:wp="http://schemas.openxmlformats.org/drawingml/2006/wordprocessingDrawing" xmlns:w10="urn:schemas-microsoft-com:office:word" xmlns:w="http://schemas.openxmlformats.org/wordprocessingml/2006/main" xmlns:w14="http://schemas.microsoft.com/office/word/2010/wordml" xmlns:w15="http://schemas.microsoft.com/office/word/2012/wordml" xmlns:w16cex="http://schemas.microsoft.com/office/word/2018/wordml/cex" xmlns:w16cid="http://schemas.microsoft.com/office/word/2016/wordml/cid" xmlns:w16="http://schemas.microsoft.com/office/word/2018/wordml" xmlns:w16du="http://schemas.microsoft.com/office/word/2023/wordml/word16du" xmlns:w16sdtdh="http://schemas.microsoft.com/office/word/2020/wordml/sdtdatahash" xmlns:w16sdtfl="http://schemas.microsoft.com/office/word/2024/wordml/sdtformatlock" xmlns:w16se="http://schemas.microsoft.com/office/word/2015/wordml/symex" xmlns:wpg="http://schemas.microsoft.com/office/word/2010/wordprocessingGroup" xmlns:wpi="http://schemas.microsoft.com/office/word/2010/wordprocessingInk" xmlns:wne="http://schemas.microsoft.com/office/word/2006/wordml" xmlns:wps="http://schemas.microsoft.com/office/word/2010/wordprocessingShape" mc:Ignorable="w14 w15 w16se w16cid w16 w16cex w16sdtdh w16sdtfl w16du wp14">
+<w:ftr xmlns:wpc="http://schemas.microsoft.com/office/word/2010/wordprocessingCanvas" xmlns:cx="http://schemas.microsoft.com/office/drawing/2014/chartex" xmlns:cx1="http://schemas.microsoft.com/office/drawing/2015/9/8/chartex" xmlns:cx2="http://schemas.microsoft.com/office/drawing/2015/10/21/chartex" xmlns:cx3="http://schemas.microsoft.com/office/drawing/2016/5/9/chartex" xmlns:cx4="http://schemas.microsoft.com/office/drawing/2016/5/10/chartex" xmlns:cx5="http://schemas.microsoft.com/office/drawing/2016/5/11/chartex" xmlns:cx6="http://schemas.microsoft.com/office/drawing/2016/5/12/chartex" xmlns:cx7="http://schemas.microsoft.com/office/drawing/2016/5/13/chartex" xmlns:cx8="http://schemas.microsoft.com/office/drawing/2016/5/14/chartex" xmlns:mc="http://schemas.openxmlformats.org/markup-compatibility/2006" xmlns:aink="http://schemas.microsoft.com/office/drawing/2016/ink" xmlns:am3d="http://schemas.microsoft.com/office/drawing/2017/model3d" xmlns:o="urn:schemas-microsoft-com:office:office" xmlns:r="http://schemas.openxmlformats.org/officeDocument/2006/relationships" xmlns:m="http://schemas.openxmlformats.org/officeDocument/2006/math" xmlns:v="urn:schemas-microsoft-com:vml" xmlns:wp14="http://schemas.microsoft.com/office/word/2010/wordprocessingDrawing" xmlns:wp="http://schemas.openxmlformats.org/drawingml/2006/wordprocessingDrawing" xmlns:w10="urn:schemas-microsoft-com:office:word" xmlns:w="http://schemas.openxmlformats.org/wordprocessingml/2006/main" xmlns:w14="http://schemas.microsoft.com/office/word/2010/wordml" xmlns:w15="http://schemas.microsoft.com/office/word/2012/wordml" xmlns:w16cex="http://schemas.microsoft.com/office/word/2018/wordml/cex" xmlns:w16cid="http://schemas.microsoft.com/office/word/2016/wordml/cid" xmlns:w16="http://schemas.microsoft.com/office/word/2018/wordml" xmlns:w16sdtdh="http://schemas.microsoft.com/office/word/2020/wordml/sdtdatahash" xmlns:w16se="http://schemas.microsoft.com/office/word/2015/wordml/symex" xmlns:wpg="http://schemas.microsoft.com/office/word/2010/wordprocessingGroup" xmlns:wpi="http://schemas.microsoft.com/office/word/2010/wordprocessingInk" xmlns:wne="http://schemas.microsoft.com/office/word/2006/wordml" xmlns:wps="http://schemas.microsoft.com/office/word/2010/wordprocessingShape" mc:Ignorable="w14 w15 w16se w16cid w16 w16cex w16sdtdh wp14">
   <w:p>
     <w:pPr>
       <w:pStyle w:val="Piedepgina"/>
@@ -3055,7 +3074,7 @@
 </file>
 
 <file path=word/footnotes.xml><?xml version="1.0" encoding="utf-8"?>
-<w:footnotes xmlns:wpc="http://schemas.microsoft.com/office/word/2010/wordprocessingCanvas" xmlns:cx="http://schemas.microsoft.com/office/drawing/2014/chartex" xmlns:cx1="http://schemas.microsoft.com/office/drawing/2015/9/8/chartex" xmlns:cx2="http://schemas.microsoft.com/office/drawing/2015/10/21/chartex" xmlns:cx3="http://schemas.microsoft.com/office/drawing/2016/5/9/chartex" xmlns:cx4="http://schemas.microsoft.com/office/drawing/2016/5/10/chartex" xmlns:cx5="http://schemas.microsoft.com/office/drawing/2016/5/11/chartex" xmlns:cx6="http://schemas.microsoft.com/office/drawing/2016/5/12/chartex" xmlns:cx7="http://schemas.microsoft.com/office/drawing/2016/5/13/chartex" xmlns:cx8="http://schemas.microsoft.com/office/drawing/2016/5/14/chartex" xmlns:mc="http://schemas.openxmlformats.org/markup-compatibility/2006" xmlns:aink="http://schemas.microsoft.com/office/drawing/2016/ink" xmlns:am3d="http://schemas.microsoft.com/office/drawing/2017/model3d" xmlns:o="urn:schemas-microsoft-com:office:office" xmlns:oel="http://schemas.microsoft.com/office/2019/extlst" xmlns:r="http://schemas.openxmlformats.org/officeDocument/2006/relationships" xmlns:m="http://schemas.openxmlformats.org/officeDocument/2006/math" xmlns:v="urn:schemas-microsoft-com:vml" xmlns:wp14="http://schemas.microsoft.com/office/word/2010/wordprocessingDrawing" xmlns:wp="http://schemas.openxmlformats.org/drawingml/2006/wordprocessingDrawing" xmlns:w10="urn:schemas-microsoft-com:office:word" xmlns:w="http://schemas.openxmlformats.org/wordprocessingml/2006/main" xmlns:w14="http://schemas.microsoft.com/office/word/2010/wordml" xmlns:w15="http://schemas.microsoft.com/office/word/2012/wordml" xmlns:w16cex="http://schemas.microsoft.com/office/word/2018/wordml/cex" xmlns:w16cid="http://schemas.microsoft.com/office/word/2016/wordml/cid" xmlns:w16="http://schemas.microsoft.com/office/word/2018/wordml" xmlns:w16du="http://schemas.microsoft.com/office/word/2023/wordml/word16du" xmlns:w16sdtdh="http://schemas.microsoft.com/office/word/2020/wordml/sdtdatahash" xmlns:w16sdtfl="http://schemas.microsoft.com/office/word/2024/wordml/sdtformatlock" xmlns:w16se="http://schemas.microsoft.com/office/word/2015/wordml/symex" xmlns:wpg="http://schemas.microsoft.com/office/word/2010/wordprocessingGroup" xmlns:wpi="http://schemas.microsoft.com/office/word/2010/wordprocessingInk" xmlns:wne="http://schemas.microsoft.com/office/word/2006/wordml" xmlns:wps="http://schemas.microsoft.com/office/word/2010/wordprocessingShape" mc:Ignorable="w14 w15 w16se w16cid w16 w16cex w16sdtdh w16sdtfl w16du wp14">
+<w:footnotes xmlns:wpc="http://schemas.microsoft.com/office/word/2010/wordprocessingCanvas" xmlns:cx="http://schemas.microsoft.com/office/drawing/2014/chartex" xmlns:cx1="http://schemas.microsoft.com/office/drawing/2015/9/8/chartex" xmlns:cx2="http://schemas.microsoft.com/office/drawing/2015/10/21/chartex" xmlns:cx3="http://schemas.microsoft.com/office/drawing/2016/5/9/chartex" xmlns:cx4="http://schemas.microsoft.com/office/drawing/2016/5/10/chartex" xmlns:cx5="http://schemas.microsoft.com/office/drawing/2016/5/11/chartex" xmlns:cx6="http://schemas.microsoft.com/office/drawing/2016/5/12/chartex" xmlns:cx7="http://schemas.microsoft.com/office/drawing/2016/5/13/chartex" xmlns:cx8="http://schemas.microsoft.com/office/drawing/2016/5/14/chartex" xmlns:mc="http://schemas.openxmlformats.org/markup-compatibility/2006" xmlns:aink="http://schemas.microsoft.com/office/drawing/2016/ink" xmlns:am3d="http://schemas.microsoft.com/office/drawing/2017/model3d" xmlns:o="urn:schemas-microsoft-com:office:office" xmlns:r="http://schemas.openxmlformats.org/officeDocument/2006/relationships" xmlns:m="http://schemas.openxmlformats.org/officeDocument/2006/math" xmlns:v="urn:schemas-microsoft-com:vml" xmlns:wp14="http://schemas.microsoft.com/office/word/2010/wordprocessingDrawing" xmlns:wp="http://schemas.openxmlformats.org/drawingml/2006/wordprocessingDrawing" xmlns:w10="urn:schemas-microsoft-com:office:word" xmlns:w="http://schemas.openxmlformats.org/wordprocessingml/2006/main" xmlns:w14="http://schemas.microsoft.com/office/word/2010/wordml" xmlns:w15="http://schemas.microsoft.com/office/word/2012/wordml" xmlns:w16cex="http://schemas.microsoft.com/office/word/2018/wordml/cex" xmlns:w16cid="http://schemas.microsoft.com/office/word/2016/wordml/cid" xmlns:w16="http://schemas.microsoft.com/office/word/2018/wordml" xmlns:w16sdtdh="http://schemas.microsoft.com/office/word/2020/wordml/sdtdatahash" xmlns:w16se="http://schemas.microsoft.com/office/word/2015/wordml/symex" xmlns:wpg="http://schemas.microsoft.com/office/word/2010/wordprocessingGroup" xmlns:wpi="http://schemas.microsoft.com/office/word/2010/wordprocessingInk" xmlns:wne="http://schemas.microsoft.com/office/word/2006/wordml" xmlns:wps="http://schemas.microsoft.com/office/word/2010/wordprocessingShape" mc:Ignorable="w14 w15 w16se w16cid w16 w16cex w16sdtdh wp14">
   <w:footnote w:type="separator" w:id="-1">
     <w:p>
       <w:pPr>
@@ -3080,7 +3099,7 @@
 </file>
 
 <file path=word/header1.xml><?xml version="1.0" encoding="utf-8"?>
-<w:hdr xmlns:wpc="http://schemas.microsoft.com/office/word/2010/wordprocessingCanvas" xmlns:cx="http://schemas.microsoft.com/office/drawing/2014/chartex" xmlns:cx1="http://schemas.microsoft.com/office/drawing/2015/9/8/chartex" xmlns:cx2="http://schemas.microsoft.com/office/drawing/2015/10/21/chartex" xmlns:cx3="http://schemas.microsoft.com/office/drawing/2016/5/9/chartex" xmlns:cx4="http://schemas.microsoft.com/office/drawing/2016/5/10/chartex" xmlns:cx5="http://schemas.microsoft.com/office/drawing/2016/5/11/chartex" xmlns:cx6="http://schemas.microsoft.com/office/drawing/2016/5/12/chartex" xmlns:cx7="http://schemas.microsoft.com/office/drawing/2016/5/13/chartex" xmlns:cx8="http://schemas.microsoft.com/office/drawing/2016/5/14/chartex" xmlns:mc="http://schemas.openxmlformats.org/markup-compatibility/2006" xmlns:aink="http://schemas.microsoft.com/office/drawing/2016/ink" xmlns:am3d="http://schemas.microsoft.com/office/drawing/2017/model3d" xmlns:o="urn:schemas-microsoft-com:office:office" xmlns:oel="http://schemas.microsoft.com/office/2019/extlst" xmlns:r="http://schemas.openxmlformats.org/officeDocument/2006/relationships" xmlns:m="http://schemas.openxmlformats.org/officeDocument/2006/math" xmlns:v="urn:schemas-microsoft-com:vml" xmlns:wp14="http://schemas.microsoft.com/office/word/2010/wordprocessingDrawing" xmlns:wp="http://schemas.openxmlformats.org/drawingml/2006/wordprocessingDrawing" xmlns:w10="urn:schemas-microsoft-com:office:word" xmlns:w="http://schemas.openxmlformats.org/wordprocessingml/2006/main" xmlns:w14="http://schemas.microsoft.com/office/word/2010/wordml" xmlns:w15="http://schemas.microsoft.com/office/word/2012/wordml" xmlns:w16cex="http://schemas.microsoft.com/office/word/2018/wordml/cex" xmlns:w16cid="http://schemas.microsoft.com/office/word/2016/wordml/cid" xmlns:w16="http://schemas.microsoft.com/office/word/2018/wordml" xmlns:w16du="http://schemas.microsoft.com/office/word/2023/wordml/word16du" xmlns:w16sdtdh="http://schemas.microsoft.com/office/word/2020/wordml/sdtdatahash" xmlns:w16sdtfl="http://schemas.microsoft.com/office/word/2024/wordml/sdtformatlock" xmlns:w16se="http://schemas.microsoft.com/office/word/2015/wordml/symex" xmlns:wpg="http://schemas.microsoft.com/office/word/2010/wordprocessingGroup" xmlns:wpi="http://schemas.microsoft.com/office/word/2010/wordprocessingInk" xmlns:wne="http://schemas.microsoft.com/office/word/2006/wordml" xmlns:wps="http://schemas.microsoft.com/office/word/2010/wordprocessingShape" mc:Ignorable="w14 w15 w16se w16cid w16 w16cex w16sdtdh w16sdtfl w16du wp14">
+<w:hdr xmlns:wpc="http://schemas.microsoft.com/office/word/2010/wordprocessingCanvas" xmlns:cx="http://schemas.microsoft.com/office/drawing/2014/chartex" xmlns:cx1="http://schemas.microsoft.com/office/drawing/2015/9/8/chartex" xmlns:cx2="http://schemas.microsoft.com/office/drawing/2015/10/21/chartex" xmlns:cx3="http://schemas.microsoft.com/office/drawing/2016/5/9/chartex" xmlns:cx4="http://schemas.microsoft.com/office/drawing/2016/5/10/chartex" xmlns:cx5="http://schemas.microsoft.com/office/drawing/2016/5/11/chartex" xmlns:cx6="http://schemas.microsoft.com/office/drawing/2016/5/12/chartex" xmlns:cx7="http://schemas.microsoft.com/office/drawing/2016/5/13/chartex" xmlns:cx8="http://schemas.microsoft.com/office/drawing/2016/5/14/chartex" xmlns:mc="http://schemas.openxmlformats.org/markup-compatibility/2006" xmlns:aink="http://schemas.microsoft.com/office/drawing/2016/ink" xmlns:am3d="http://schemas.microsoft.com/office/drawing/2017/model3d" xmlns:o="urn:schemas-microsoft-com:office:office" xmlns:r="http://schemas.openxmlformats.org/officeDocument/2006/relationships" xmlns:m="http://schemas.openxmlformats.org/officeDocument/2006/math" xmlns:v="urn:schemas-microsoft-com:vml" xmlns:wp14="http://schemas.microsoft.com/office/word/2010/wordprocessingDrawing" xmlns:wp="http://schemas.openxmlformats.org/drawingml/2006/wordprocessingDrawing" xmlns:w10="urn:schemas-microsoft-com:office:word" xmlns:w="http://schemas.openxmlformats.org/wordprocessingml/2006/main" xmlns:w14="http://schemas.microsoft.com/office/word/2010/wordml" xmlns:w15="http://schemas.microsoft.com/office/word/2012/wordml" xmlns:w16cex="http://schemas.microsoft.com/office/word/2018/wordml/cex" xmlns:w16cid="http://schemas.microsoft.com/office/word/2016/wordml/cid" xmlns:w16="http://schemas.microsoft.com/office/word/2018/wordml" xmlns:w16sdtdh="http://schemas.microsoft.com/office/word/2020/wordml/sdtdatahash" xmlns:w16se="http://schemas.microsoft.com/office/word/2015/wordml/symex" xmlns:wpg="http://schemas.microsoft.com/office/word/2010/wordprocessingGroup" xmlns:wpi="http://schemas.microsoft.com/office/word/2010/wordprocessingInk" xmlns:wne="http://schemas.microsoft.com/office/word/2006/wordml" xmlns:wps="http://schemas.microsoft.com/office/word/2010/wordprocessingShape" mc:Ignorable="w14 w15 w16se w16cid w16 w16cex w16sdtdh wp14">
   <w:p>
     <w:pPr>
       <w:pStyle w:val="Encabezado"/>
@@ -3090,7 +3109,7 @@
 </file>
 
 <file path=word/header2.xml><?xml version="1.0" encoding="utf-8"?>
-<w:hdr xmlns:wpc="http://schemas.microsoft.com/office/word/2010/wordprocessingCanvas" xmlns:cx="http://schemas.microsoft.com/office/drawing/2014/chartex" xmlns:cx1="http://schemas.microsoft.com/office/drawing/2015/9/8/chartex" xmlns:cx2="http://schemas.microsoft.com/office/drawing/2015/10/21/chartex" xmlns:cx3="http://schemas.microsoft.com/office/drawing/2016/5/9/chartex" xmlns:cx4="http://schemas.microsoft.com/office/drawing/2016/5/10/chartex" xmlns:cx5="http://schemas.microsoft.com/office/drawing/2016/5/11/chartex" xmlns:cx6="http://schemas.microsoft.com/office/drawing/2016/5/12/chartex" xmlns:cx7="http://schemas.microsoft.com/office/drawing/2016/5/13/chartex" xmlns:cx8="http://schemas.microsoft.com/office/drawing/2016/5/14/chartex" xmlns:mc="http://schemas.openxmlformats.org/markup-compatibility/2006" xmlns:aink="http://schemas.microsoft.com/office/drawing/2016/ink" xmlns:am3d="http://schemas.microsoft.com/office/drawing/2017/model3d" xmlns:o="urn:schemas-microsoft-com:office:office" xmlns:oel="http://schemas.microsoft.com/office/2019/extlst" xmlns:r="http://schemas.openxmlformats.org/officeDocument/2006/relationships" xmlns:m="http://schemas.openxmlformats.org/officeDocument/2006/math" xmlns:v="urn:schemas-microsoft-com:vml" xmlns:wp14="http://schemas.microsoft.com/office/word/2010/wordprocessingDrawing" xmlns:wp="http://schemas.openxmlformats.org/drawingml/2006/wordprocessingDrawing" xmlns:w10="urn:schemas-microsoft-com:office:word" xmlns:w="http://schemas.openxmlformats.org/wordprocessingml/2006/main" xmlns:w14="http://schemas.microsoft.com/office/word/2010/wordml" xmlns:w15="http://schemas.microsoft.com/office/word/2012/wordml" xmlns:w16cex="http://schemas.microsoft.com/office/word/2018/wordml/cex" xmlns:w16cid="http://schemas.microsoft.com/office/word/2016/wordml/cid" xmlns:w16="http://schemas.microsoft.com/office/word/2018/wordml" xmlns:w16du="http://schemas.microsoft.com/office/word/2023/wordml/word16du" xmlns:w16sdtdh="http://schemas.microsoft.com/office/word/2020/wordml/sdtdatahash" xmlns:w16sdtfl="http://schemas.microsoft.com/office/word/2024/wordml/sdtformatlock" xmlns:w16se="http://schemas.microsoft.com/office/word/2015/wordml/symex" xmlns:wpg="http://schemas.microsoft.com/office/word/2010/wordprocessingGroup" xmlns:wpi="http://schemas.microsoft.com/office/word/2010/wordprocessingInk" xmlns:wne="http://schemas.microsoft.com/office/word/2006/wordml" xmlns:wps="http://schemas.microsoft.com/office/word/2010/wordprocessingShape" mc:Ignorable="w14 w15 w16se w16cid w16 w16cex w16sdtdh w16sdtfl w16du wp14">
+<w:hdr xmlns:wpc="http://schemas.microsoft.com/office/word/2010/wordprocessingCanvas" xmlns:cx="http://schemas.microsoft.com/office/drawing/2014/chartex" xmlns:cx1="http://schemas.microsoft.com/office/drawing/2015/9/8/chartex" xmlns:cx2="http://schemas.microsoft.com/office/drawing/2015/10/21/chartex" xmlns:cx3="http://schemas.microsoft.com/office/drawing/2016/5/9/chartex" xmlns:cx4="http://schemas.microsoft.com/office/drawing/2016/5/10/chartex" xmlns:cx5="http://schemas.microsoft.com/office/drawing/2016/5/11/chartex" xmlns:cx6="http://schemas.microsoft.com/office/drawing/2016/5/12/chartex" xmlns:cx7="http://schemas.microsoft.com/office/drawing/2016/5/13/chartex" xmlns:cx8="http://schemas.microsoft.com/office/drawing/2016/5/14/chartex" xmlns:mc="http://schemas.openxmlformats.org/markup-compatibility/2006" xmlns:aink="http://schemas.microsoft.com/office/drawing/2016/ink" xmlns:am3d="http://schemas.microsoft.com/office/drawing/2017/model3d" xmlns:o="urn:schemas-microsoft-com:office:office" xmlns:r="http://schemas.openxmlformats.org/officeDocument/2006/relationships" xmlns:m="http://schemas.openxmlformats.org/officeDocument/2006/math" xmlns:v="urn:schemas-microsoft-com:vml" xmlns:wp14="http://schemas.microsoft.com/office/word/2010/wordprocessingDrawing" xmlns:wp="http://schemas.openxmlformats.org/drawingml/2006/wordprocessingDrawing" xmlns:w10="urn:schemas-microsoft-com:office:word" xmlns:w="http://schemas.openxmlformats.org/wordprocessingml/2006/main" xmlns:w14="http://schemas.microsoft.com/office/word/2010/wordml" xmlns:w15="http://schemas.microsoft.com/office/word/2012/wordml" xmlns:w16cex="http://schemas.microsoft.com/office/word/2018/wordml/cex" xmlns:w16cid="http://schemas.microsoft.com/office/word/2016/wordml/cid" xmlns:w16="http://schemas.microsoft.com/office/word/2018/wordml" xmlns:w16sdtdh="http://schemas.microsoft.com/office/word/2020/wordml/sdtdatahash" xmlns:w16se="http://schemas.microsoft.com/office/word/2015/wordml/symex" xmlns:wpg="http://schemas.microsoft.com/office/word/2010/wordprocessingGroup" xmlns:wpi="http://schemas.microsoft.com/office/word/2010/wordprocessingInk" xmlns:wne="http://schemas.microsoft.com/office/word/2006/wordml" xmlns:wps="http://schemas.microsoft.com/office/word/2010/wordprocessingShape" mc:Ignorable="w14 w15 w16se w16cid w16 w16cex w16sdtdh wp14">
   <w:tbl>
     <w:tblPr>
       <w:tblStyle w:val="Tablaconcuadrcula"/>
@@ -3251,7 +3270,7 @@
 </file>
 
 <file path=word/header3.xml><?xml version="1.0" encoding="utf-8"?>
-<w:hdr xmlns:wpc="http://schemas.microsoft.com/office/word/2010/wordprocessingCanvas" xmlns:cx="http://schemas.microsoft.com/office/drawing/2014/chartex" xmlns:cx1="http://schemas.microsoft.com/office/drawing/2015/9/8/chartex" xmlns:cx2="http://schemas.microsoft.com/office/drawing/2015/10/21/chartex" xmlns:cx3="http://schemas.microsoft.com/office/drawing/2016/5/9/chartex" xmlns:cx4="http://schemas.microsoft.com/office/drawing/2016/5/10/chartex" xmlns:cx5="http://schemas.microsoft.com/office/drawing/2016/5/11/chartex" xmlns:cx6="http://schemas.microsoft.com/office/drawing/2016/5/12/chartex" xmlns:cx7="http://schemas.microsoft.com/office/drawing/2016/5/13/chartex" xmlns:cx8="http://schemas.microsoft.com/office/drawing/2016/5/14/chartex" xmlns:mc="http://schemas.openxmlformats.org/markup-compatibility/2006" xmlns:aink="http://schemas.microsoft.com/office/drawing/2016/ink" xmlns:am3d="http://schemas.microsoft.com/office/drawing/2017/model3d" xmlns:o="urn:schemas-microsoft-com:office:office" xmlns:oel="http://schemas.microsoft.com/office/2019/extlst" xmlns:r="http://schemas.openxmlformats.org/officeDocument/2006/relationships" xmlns:m="http://schemas.openxmlformats.org/officeDocument/2006/math" xmlns:v="urn:schemas-microsoft-com:vml" xmlns:wp14="http://schemas.microsoft.com/office/word/2010/wordprocessingDrawing" xmlns:wp="http://schemas.openxmlformats.org/drawingml/2006/wordprocessingDrawing" xmlns:w10="urn:schemas-microsoft-com:office:word" xmlns:w="http://schemas.openxmlformats.org/wordprocessingml/2006/main" xmlns:w14="http://schemas.microsoft.com/office/word/2010/wordml" xmlns:w15="http://schemas.microsoft.com/office/word/2012/wordml" xmlns:w16cex="http://schemas.microsoft.com/office/word/2018/wordml/cex" xmlns:w16cid="http://schemas.microsoft.com/office/word/2016/wordml/cid" xmlns:w16="http://schemas.microsoft.com/office/word/2018/wordml" xmlns:w16du="http://schemas.microsoft.com/office/word/2023/wordml/word16du" xmlns:w16sdtdh="http://schemas.microsoft.com/office/word/2020/wordml/sdtdatahash" xmlns:w16sdtfl="http://schemas.microsoft.com/office/word/2024/wordml/sdtformatlock" xmlns:w16se="http://schemas.microsoft.com/office/word/2015/wordml/symex" xmlns:wpg="http://schemas.microsoft.com/office/word/2010/wordprocessingGroup" xmlns:wpi="http://schemas.microsoft.com/office/word/2010/wordprocessingInk" xmlns:wne="http://schemas.microsoft.com/office/word/2006/wordml" xmlns:wps="http://schemas.microsoft.com/office/word/2010/wordprocessingShape" mc:Ignorable="w14 w15 w16se w16cid w16 w16cex w16sdtdh w16sdtfl w16du wp14">
+<w:hdr xmlns:wpc="http://schemas.microsoft.com/office/word/2010/wordprocessingCanvas" xmlns:cx="http://schemas.microsoft.com/office/drawing/2014/chartex" xmlns:cx1="http://schemas.microsoft.com/office/drawing/2015/9/8/chartex" xmlns:cx2="http://schemas.microsoft.com/office/drawing/2015/10/21/chartex" xmlns:cx3="http://schemas.microsoft.com/office/drawing/2016/5/9/chartex" xmlns:cx4="http://schemas.microsoft.com/office/drawing/2016/5/10/chartex" xmlns:cx5="http://schemas.microsoft.com/office/drawing/2016/5/11/chartex" xmlns:cx6="http://schemas.microsoft.com/office/drawing/2016/5/12/chartex" xmlns:cx7="http://schemas.microsoft.com/office/drawing/2016/5/13/chartex" xmlns:cx8="http://schemas.microsoft.com/office/drawing/2016/5/14/chartex" xmlns:mc="http://schemas.openxmlformats.org/markup-compatibility/2006" xmlns:aink="http://schemas.microsoft.com/office/drawing/2016/ink" xmlns:am3d="http://schemas.microsoft.com/office/drawing/2017/model3d" xmlns:o="urn:schemas-microsoft-com:office:office" xmlns:r="http://schemas.openxmlformats.org/officeDocument/2006/relationships" xmlns:m="http://schemas.openxmlformats.org/officeDocument/2006/math" xmlns:v="urn:schemas-microsoft-com:vml" xmlns:wp14="http://schemas.microsoft.com/office/word/2010/wordprocessingDrawing" xmlns:wp="http://schemas.openxmlformats.org/drawingml/2006/wordprocessingDrawing" xmlns:w10="urn:schemas-microsoft-com:office:word" xmlns:w="http://schemas.openxmlformats.org/wordprocessingml/2006/main" xmlns:w14="http://schemas.microsoft.com/office/word/2010/wordml" xmlns:w15="http://schemas.microsoft.com/office/word/2012/wordml" xmlns:w16cex="http://schemas.microsoft.com/office/word/2018/wordml/cex" xmlns:w16cid="http://schemas.microsoft.com/office/word/2016/wordml/cid" xmlns:w16="http://schemas.microsoft.com/office/word/2018/wordml" xmlns:w16sdtdh="http://schemas.microsoft.com/office/word/2020/wordml/sdtdatahash" xmlns:w16se="http://schemas.microsoft.com/office/word/2015/wordml/symex" xmlns:wpg="http://schemas.microsoft.com/office/word/2010/wordprocessingGroup" xmlns:wpi="http://schemas.microsoft.com/office/word/2010/wordprocessingInk" xmlns:wne="http://schemas.microsoft.com/office/word/2006/wordml" xmlns:wps="http://schemas.microsoft.com/office/word/2010/wordprocessingShape" mc:Ignorable="w14 w15 w16se w16cid w16 w16cex w16sdtdh wp14">
   <w:tbl>
     <w:tblPr>
       <w:tblStyle w:val="Tablaconcuadrcula"/>
@@ -3542,7 +3561,7 @@
 </file>
 
 <file path=word/numbering.xml><?xml version="1.0" encoding="utf-8"?>
-<w:numbering xmlns:wpc="http://schemas.microsoft.com/office/word/2010/wordprocessingCanvas" xmlns:cx="http://schemas.microsoft.com/office/drawing/2014/chartex" xmlns:cx1="http://schemas.microsoft.com/office/drawing/2015/9/8/chartex" xmlns:cx2="http://schemas.microsoft.com/office/drawing/2015/10/21/chartex" xmlns:cx3="http://schemas.microsoft.com/office/drawing/2016/5/9/chartex" xmlns:cx4="http://schemas.microsoft.com/office/drawing/2016/5/10/chartex" xmlns:cx5="http://schemas.microsoft.com/office/drawing/2016/5/11/chartex" xmlns:cx6="http://schemas.microsoft.com/office/drawing/2016/5/12/chartex" xmlns:cx7="http://schemas.microsoft.com/office/drawing/2016/5/13/chartex" xmlns:cx8="http://schemas.microsoft.com/office/drawing/2016/5/14/chartex" xmlns:mc="http://schemas.openxmlformats.org/markup-compatibility/2006" xmlns:aink="http://schemas.microsoft.com/office/drawing/2016/ink" xmlns:am3d="http://schemas.microsoft.com/office/drawing/2017/model3d" xmlns:o="urn:schemas-microsoft-com:office:office" xmlns:oel="http://schemas.microsoft.com/office/2019/extlst" xmlns:r="http://schemas.openxmlformats.org/officeDocument/2006/relationships" xmlns:m="http://schemas.openxmlformats.org/officeDocument/2006/math" xmlns:v="urn:schemas-microsoft-com:vml" xmlns:wp14="http://schemas.microsoft.com/office/word/2010/wordprocessingDrawing" xmlns:wp="http://schemas.openxmlformats.org/drawingml/2006/wordprocessingDrawing" xmlns:w10="urn:schemas-microsoft-com:office:word" xmlns:w="http://schemas.openxmlformats.org/wordprocessingml/2006/main" xmlns:w14="http://schemas.microsoft.com/office/word/2010/wordml" xmlns:w15="http://schemas.microsoft.com/office/word/2012/wordml" xmlns:w16cex="http://schemas.microsoft.com/office/word/2018/wordml/cex" xmlns:w16cid="http://schemas.microsoft.com/office/word/2016/wordml/cid" xmlns:w16="http://schemas.microsoft.com/office/word/2018/wordml" xmlns:w16du="http://schemas.microsoft.com/office/word/2023/wordml/word16du" xmlns:w16sdtdh="http://schemas.microsoft.com/office/word/2020/wordml/sdtdatahash" xmlns:w16sdtfl="http://schemas.microsoft.com/office/word/2024/wordml/sdtformatlock" xmlns:w16se="http://schemas.microsoft.com/office/word/2015/wordml/symex" xmlns:wpg="http://schemas.microsoft.com/office/word/2010/wordprocessingGroup" xmlns:wpi="http://schemas.microsoft.com/office/word/2010/wordprocessingInk" xmlns:wne="http://schemas.microsoft.com/office/word/2006/wordml" xmlns:wps="http://schemas.microsoft.com/office/word/2010/wordprocessingShape" mc:Ignorable="w14 w15 w16se w16cid w16 w16cex w16sdtdh w16sdtfl w16du wp14">
+<w:numbering xmlns:wpc="http://schemas.microsoft.com/office/word/2010/wordprocessingCanvas" xmlns:cx="http://schemas.microsoft.com/office/drawing/2014/chartex" xmlns:cx1="http://schemas.microsoft.com/office/drawing/2015/9/8/chartex" xmlns:cx2="http://schemas.microsoft.com/office/drawing/2015/10/21/chartex" xmlns:cx3="http://schemas.microsoft.com/office/drawing/2016/5/9/chartex" xmlns:cx4="http://schemas.microsoft.com/office/drawing/2016/5/10/chartex" xmlns:cx5="http://schemas.microsoft.com/office/drawing/2016/5/11/chartex" xmlns:cx6="http://schemas.microsoft.com/office/drawing/2016/5/12/chartex" xmlns:cx7="http://schemas.microsoft.com/office/drawing/2016/5/13/chartex" xmlns:cx8="http://schemas.microsoft.com/office/drawing/2016/5/14/chartex" xmlns:mc="http://schemas.openxmlformats.org/markup-compatibility/2006" xmlns:aink="http://schemas.microsoft.com/office/drawing/2016/ink" xmlns:am3d="http://schemas.microsoft.com/office/drawing/2017/model3d" xmlns:o="urn:schemas-microsoft-com:office:office" xmlns:r="http://schemas.openxmlformats.org/officeDocument/2006/relationships" xmlns:m="http://schemas.openxmlformats.org/officeDocument/2006/math" xmlns:v="urn:schemas-microsoft-com:vml" xmlns:wp14="http://schemas.microsoft.com/office/word/2010/wordprocessingDrawing" xmlns:wp="http://schemas.openxmlformats.org/drawingml/2006/wordprocessingDrawing" xmlns:w10="urn:schemas-microsoft-com:office:word" xmlns:w="http://schemas.openxmlformats.org/wordprocessingml/2006/main" xmlns:w14="http://schemas.microsoft.com/office/word/2010/wordml" xmlns:w15="http://schemas.microsoft.com/office/word/2012/wordml" xmlns:w16cex="http://schemas.microsoft.com/office/word/2018/wordml/cex" xmlns:w16cid="http://schemas.microsoft.com/office/word/2016/wordml/cid" xmlns:w16="http://schemas.microsoft.com/office/word/2018/wordml" xmlns:w16sdtdh="http://schemas.microsoft.com/office/word/2020/wordml/sdtdatahash" xmlns:w16se="http://schemas.microsoft.com/office/word/2015/wordml/symex" xmlns:wpg="http://schemas.microsoft.com/office/word/2010/wordprocessingGroup" xmlns:wpi="http://schemas.microsoft.com/office/word/2010/wordprocessingInk" xmlns:wne="http://schemas.microsoft.com/office/word/2006/wordml" xmlns:wps="http://schemas.microsoft.com/office/word/2010/wordprocessingShape" mc:Ignorable="w14 w15 w16se w16cid w16 w16cex w16sdtdh wp14">
   <w:abstractNum w:abstractNumId="0" w15:restartNumberingAfterBreak="0">
     <w:nsid w:val="049156A1"/>
     <w:multiLevelType w:val="hybridMultilevel"/>
@@ -8228,127 +8247,127 @@
       </w:rPr>
     </w:lvl>
   </w:abstractNum>
-  <w:num w:numId="1" w16cid:durableId="1880236649">
+  <w:num w:numId="1">
     <w:abstractNumId w:val="3"/>
   </w:num>
-  <w:num w:numId="2" w16cid:durableId="13654241">
+  <w:num w:numId="2">
     <w:abstractNumId w:val="9"/>
   </w:num>
-  <w:num w:numId="3" w16cid:durableId="1364089437">
+  <w:num w:numId="3">
     <w:abstractNumId w:val="13"/>
   </w:num>
-  <w:num w:numId="4" w16cid:durableId="245381980">
+  <w:num w:numId="4">
     <w:abstractNumId w:val="29"/>
   </w:num>
-  <w:num w:numId="5" w16cid:durableId="678508277">
+  <w:num w:numId="5">
     <w:abstractNumId w:val="31"/>
   </w:num>
-  <w:num w:numId="6" w16cid:durableId="423847607">
+  <w:num w:numId="6">
     <w:abstractNumId w:val="4"/>
   </w:num>
-  <w:num w:numId="7" w16cid:durableId="315302664">
+  <w:num w:numId="7">
     <w:abstractNumId w:val="12"/>
   </w:num>
-  <w:num w:numId="8" w16cid:durableId="3871523">
+  <w:num w:numId="8">
     <w:abstractNumId w:val="20"/>
   </w:num>
-  <w:num w:numId="9" w16cid:durableId="1732076846">
+  <w:num w:numId="9">
     <w:abstractNumId w:val="16"/>
   </w:num>
-  <w:num w:numId="10" w16cid:durableId="222371453">
+  <w:num w:numId="10">
     <w:abstractNumId w:val="10"/>
   </w:num>
-  <w:num w:numId="11" w16cid:durableId="258373918">
+  <w:num w:numId="11">
     <w:abstractNumId w:val="25"/>
   </w:num>
-  <w:num w:numId="12" w16cid:durableId="720324256">
+  <w:num w:numId="12">
     <w:abstractNumId w:val="36"/>
   </w:num>
-  <w:num w:numId="13" w16cid:durableId="337343337">
+  <w:num w:numId="13">
     <w:abstractNumId w:val="30"/>
   </w:num>
-  <w:num w:numId="14" w16cid:durableId="248196956">
+  <w:num w:numId="14">
     <w:abstractNumId w:val="1"/>
   </w:num>
-  <w:num w:numId="15" w16cid:durableId="1852792298">
+  <w:num w:numId="15">
     <w:abstractNumId w:val="37"/>
   </w:num>
-  <w:num w:numId="16" w16cid:durableId="1373573766">
+  <w:num w:numId="16">
     <w:abstractNumId w:val="22"/>
   </w:num>
-  <w:num w:numId="17" w16cid:durableId="640620648">
+  <w:num w:numId="17">
     <w:abstractNumId w:val="18"/>
   </w:num>
-  <w:num w:numId="18" w16cid:durableId="2041009759">
+  <w:num w:numId="18">
     <w:abstractNumId w:val="32"/>
   </w:num>
-  <w:num w:numId="19" w16cid:durableId="103158276">
+  <w:num w:numId="19">
     <w:abstractNumId w:val="11"/>
   </w:num>
-  <w:num w:numId="20" w16cid:durableId="580019911">
+  <w:num w:numId="20">
     <w:abstractNumId w:val="40"/>
   </w:num>
-  <w:num w:numId="21" w16cid:durableId="2118478777">
+  <w:num w:numId="21">
     <w:abstractNumId w:val="35"/>
   </w:num>
-  <w:num w:numId="22" w16cid:durableId="304160565">
+  <w:num w:numId="22">
     <w:abstractNumId w:val="14"/>
   </w:num>
-  <w:num w:numId="23" w16cid:durableId="1341158714">
+  <w:num w:numId="23">
     <w:abstractNumId w:val="15"/>
   </w:num>
-  <w:num w:numId="24" w16cid:durableId="194730725">
+  <w:num w:numId="24">
     <w:abstractNumId w:val="5"/>
   </w:num>
-  <w:num w:numId="25" w16cid:durableId="653147388">
+  <w:num w:numId="25">
     <w:abstractNumId w:val="17"/>
   </w:num>
-  <w:num w:numId="26" w16cid:durableId="124541404">
+  <w:num w:numId="26">
     <w:abstractNumId w:val="21"/>
   </w:num>
-  <w:num w:numId="27" w16cid:durableId="606012038">
+  <w:num w:numId="27">
     <w:abstractNumId w:val="24"/>
   </w:num>
-  <w:num w:numId="28" w16cid:durableId="543368370">
+  <w:num w:numId="28">
     <w:abstractNumId w:val="0"/>
   </w:num>
-  <w:num w:numId="29" w16cid:durableId="908198825">
+  <w:num w:numId="29">
     <w:abstractNumId w:val="19"/>
   </w:num>
-  <w:num w:numId="30" w16cid:durableId="728187862">
+  <w:num w:numId="30">
     <w:abstractNumId w:val="23"/>
   </w:num>
-  <w:num w:numId="31" w16cid:durableId="299773551">
+  <w:num w:numId="31">
     <w:abstractNumId w:val="2"/>
   </w:num>
-  <w:num w:numId="32" w16cid:durableId="1764716194">
+  <w:num w:numId="32">
     <w:abstractNumId w:val="7"/>
   </w:num>
-  <w:num w:numId="33" w16cid:durableId="1746099808">
+  <w:num w:numId="33">
     <w:abstractNumId w:val="33"/>
   </w:num>
-  <w:num w:numId="34" w16cid:durableId="773986769">
+  <w:num w:numId="34">
     <w:abstractNumId w:val="39"/>
   </w:num>
-  <w:num w:numId="35" w16cid:durableId="449667387">
+  <w:num w:numId="35">
     <w:abstractNumId w:val="6"/>
   </w:num>
-  <w:num w:numId="36" w16cid:durableId="1236630167">
+  <w:num w:numId="36">
     <w:abstractNumId w:val="26"/>
   </w:num>
-  <w:num w:numId="37" w16cid:durableId="1435708431">
+  <w:num w:numId="37">
     <w:abstractNumId w:val="38"/>
   </w:num>
-  <w:num w:numId="38" w16cid:durableId="742096448">
+  <w:num w:numId="38">
     <w:abstractNumId w:val="28"/>
   </w:num>
-  <w:num w:numId="39" w16cid:durableId="441266688">
+  <w:num w:numId="39">
     <w:abstractNumId w:val="27"/>
   </w:num>
-  <w:num w:numId="40" w16cid:durableId="1228417074">
+  <w:num w:numId="40">
     <w:abstractNumId w:val="34"/>
   </w:num>
-  <w:num w:numId="41" w16cid:durableId="954092184">
+  <w:num w:numId="41">
     <w:abstractNumId w:val="8"/>
   </w:num>
   <w:numIdMacAtCleanup w:val="18"/>
@@ -8356,7 +8375,7 @@
 </file>
 
 <file path=word/styles.xml><?xml version="1.0" encoding="utf-8"?>
-<w:styles xmlns:mc="http://schemas.openxmlformats.org/markup-compatibility/2006" xmlns:r="http://schemas.openxmlformats.org/officeDocument/2006/relationships" xmlns:w="http://schemas.openxmlformats.org/wordprocessingml/2006/main" xmlns:w14="http://schemas.microsoft.com/office/word/2010/wordml" xmlns:w15="http://schemas.microsoft.com/office/word/2012/wordml" xmlns:w16cex="http://schemas.microsoft.com/office/word/2018/wordml/cex" xmlns:w16cid="http://schemas.microsoft.com/office/word/2016/wordml/cid" xmlns:w16="http://schemas.microsoft.com/office/word/2018/wordml" xmlns:w16du="http://schemas.microsoft.com/office/word/2023/wordml/word16du" xmlns:w16sdtdh="http://schemas.microsoft.com/office/word/2020/wordml/sdtdatahash" xmlns:w16sdtfl="http://schemas.microsoft.com/office/word/2024/wordml/sdtformatlock" xmlns:w16se="http://schemas.microsoft.com/office/word/2015/wordml/symex" mc:Ignorable="w14 w15 w16se w16cid w16 w16cex w16sdtdh w16sdtfl w16du">
+<w:styles xmlns:mc="http://schemas.openxmlformats.org/markup-compatibility/2006" xmlns:r="http://schemas.openxmlformats.org/officeDocument/2006/relationships" xmlns:w="http://schemas.openxmlformats.org/wordprocessingml/2006/main" xmlns:w14="http://schemas.microsoft.com/office/word/2010/wordml" xmlns:w15="http://schemas.microsoft.com/office/word/2012/wordml" xmlns:w16cex="http://schemas.microsoft.com/office/word/2018/wordml/cex" xmlns:w16cid="http://schemas.microsoft.com/office/word/2016/wordml/cid" xmlns:w16="http://schemas.microsoft.com/office/word/2018/wordml" xmlns:w16sdtdh="http://schemas.microsoft.com/office/word/2020/wordml/sdtdatahash" xmlns:w16se="http://schemas.microsoft.com/office/word/2015/wordml/symex" mc:Ignorable="w14 w15 w16se w16cid w16 w16cex w16sdtdh">
   <w:docDefaults>
     <w:rPrDefault>
       <w:rPr>
@@ -10123,6 +10142,25 @@
 </file>
 
 <file path=customXml/item1.xml><?xml version="1.0" encoding="utf-8"?>
+<b:Sources xmlns:b="http://schemas.openxmlformats.org/officeDocument/2006/bibliography" xmlns="http://schemas.openxmlformats.org/officeDocument/2006/bibliography" SelectedStyle="\APASixthEditionOfficeOnline.xsl" StyleName="APA" Version="6"/>
+</file>
+
+<file path=customXml/item2.xml><?xml version="1.0" encoding="utf-8"?>
+<?mso-contentType ?>
+<FormTemplates xmlns="http://schemas.microsoft.com/sharepoint/v3/contenttype/forms">
+  <Display>DocumentLibraryForm</Display>
+  <Edit>DocumentLibraryForm</Edit>
+  <New>DocumentLibraryForm</New>
+</FormTemplates>
+</file>
+
+<file path=customXml/item3.xml><?xml version="1.0" encoding="utf-8"?>
+<p:properties xmlns:p="http://schemas.microsoft.com/office/2006/metadata/properties" xmlns:xsi="http://www.w3.org/2001/XMLSchema-instance" xmlns:pc="http://schemas.microsoft.com/office/infopath/2007/PartnerControls">
+  <documentManagement/>
+</p:properties>
+</file>
+
+<file path=customXml/item4.xml><?xml version="1.0" encoding="utf-8"?>
 <ct:contentTypeSchema xmlns:ct="http://schemas.microsoft.com/office/2006/metadata/contentType" xmlns:ma="http://schemas.microsoft.com/office/2006/metadata/properties/metaAttributes" ct:_="" ma:_="" ma:contentTypeName="Documento" ma:contentTypeID="0x010100E96778489EE7714D8BD12CC105EB918B" ma:contentTypeVersion="2" ma:contentTypeDescription="Crear nuevo documento." ma:contentTypeScope="" ma:versionID="416c5c7ae9b5d54d83875cd3c65194e3">
   <xsd:schema xmlns:xsd="http://www.w3.org/2001/XMLSchema" xmlns:xs="http://www.w3.org/2001/XMLSchema" xmlns:p="http://schemas.microsoft.com/office/2006/metadata/properties" xmlns:ns2="126e8a1c-9ea9-435a-ac89-d06c80d62e30" targetNamespace="http://schemas.microsoft.com/office/2006/metadata/properties" ma:root="true" ma:fieldsID="70a237c842677bd850644f8595079f5e" ns2:_="">
     <xsd:import namespace="126e8a1c-9ea9-435a-ac89-d06c80d62e30"/>
@@ -10254,26 +10292,32 @@
 </ct:contentTypeSchema>
 </file>
 
-<file path=customXml/item2.xml><?xml version="1.0" encoding="utf-8"?>
-<p:properties xmlns:p="http://schemas.microsoft.com/office/2006/metadata/properties" xmlns:xsi="http://www.w3.org/2001/XMLSchema-instance" xmlns:pc="http://schemas.microsoft.com/office/infopath/2007/PartnerControls">
-  <documentManagement/>
-</p:properties>
+<file path=customXml/itemProps1.xml><?xml version="1.0" encoding="utf-8"?>
+<ds:datastoreItem xmlns:ds="http://schemas.openxmlformats.org/officeDocument/2006/customXml" ds:itemID="{6E8A10B9-B765-4F0B-A47F-7CB788CD8F65}">
+  <ds:schemaRefs>
+    <ds:schemaRef ds:uri="http://schemas.openxmlformats.org/officeDocument/2006/bibliography"/>
+  </ds:schemaRefs>
+</ds:datastoreItem>
 </file>
 
-<file path=customXml/item3.xml><?xml version="1.0" encoding="utf-8"?>
-<?mso-contentType ?>
-<FormTemplates xmlns="http://schemas.microsoft.com/sharepoint/v3/contenttype/forms">
-  <Display>DocumentLibraryForm</Display>
-  <Edit>DocumentLibraryForm</Edit>
-  <New>DocumentLibraryForm</New>
-</FormTemplates>
+<file path=customXml/itemProps2.xml><?xml version="1.0" encoding="utf-8"?>
+<ds:datastoreItem xmlns:ds="http://schemas.openxmlformats.org/officeDocument/2006/customXml" ds:itemID="{DABAA964-10BA-4DBC-ABF2-CDEAC0FAF7AA}">
+  <ds:schemaRefs>
+    <ds:schemaRef ds:uri="http://schemas.microsoft.com/sharepoint/v3/contenttype/forms"/>
+  </ds:schemaRefs>
+</ds:datastoreItem>
 </file>
 
-<file path=customXml/item4.xml><?xml version="1.0" encoding="utf-8"?>
-<b:Sources xmlns:b="http://schemas.openxmlformats.org/officeDocument/2006/bibliography" xmlns="http://schemas.openxmlformats.org/officeDocument/2006/bibliography" SelectedStyle="\APASixthEditionOfficeOnline.xsl" StyleName="APA" Version="6"/>
+<file path=customXml/itemProps3.xml><?xml version="1.0" encoding="utf-8"?>
+<ds:datastoreItem xmlns:ds="http://schemas.openxmlformats.org/officeDocument/2006/customXml" ds:itemID="{5F1783E3-BA1C-4CA3-8E32-C9B378BBED03}">
+  <ds:schemaRefs>
+    <ds:schemaRef ds:uri="http://schemas.microsoft.com/office/2006/metadata/properties"/>
+    <ds:schemaRef ds:uri="http://schemas.microsoft.com/office/infopath/2007/PartnerControls"/>
+  </ds:schemaRefs>
+</ds:datastoreItem>
 </file>
 
-<file path=customXml/itemProps1.xml><?xml version="1.0" encoding="utf-8"?>
+<file path=customXml/itemProps4.xml><?xml version="1.0" encoding="utf-8"?>
 <ds:datastoreItem xmlns:ds="http://schemas.openxmlformats.org/officeDocument/2006/customXml" ds:itemID="{767CD2D5-7A6C-47C3-9B54-C4225C74DD0B}">
   <ds:schemaRefs>
     <ds:schemaRef ds:uri="http://schemas.microsoft.com/office/2006/metadata/contentType"/>
@@ -10289,29 +10333,4 @@
     <ds:schemaRef ds:uri="http://schemas.microsoft.com/internal/obd"/>
   </ds:schemaRefs>
 </ds:datastoreItem>
-</file>
-
-<file path=customXml/itemProps2.xml><?xml version="1.0" encoding="utf-8"?>
-<ds:datastoreItem xmlns:ds="http://schemas.openxmlformats.org/officeDocument/2006/customXml" ds:itemID="{5F1783E3-BA1C-4CA3-8E32-C9B378BBED03}">
-  <ds:schemaRefs>
-    <ds:schemaRef ds:uri="http://schemas.microsoft.com/office/2006/metadata/properties"/>
-    <ds:schemaRef ds:uri="http://schemas.microsoft.com/office/infopath/2007/PartnerControls"/>
-  </ds:schemaRefs>
-</ds:datastoreItem>
-</file>
-
-<file path=customXml/itemProps3.xml><?xml version="1.0" encoding="utf-8"?>
-<ds:datastoreItem xmlns:ds="http://schemas.openxmlformats.org/officeDocument/2006/customXml" ds:itemID="{DABAA964-10BA-4DBC-ABF2-CDEAC0FAF7AA}">
-  <ds:schemaRefs>
-    <ds:schemaRef ds:uri="http://schemas.microsoft.com/sharepoint/v3/contenttype/forms"/>
-  </ds:schemaRefs>
-</ds:datastoreItem>
-</file>
-
-<file path=customXml/itemProps4.xml><?xml version="1.0" encoding="utf-8"?>
-<ds:datastoreItem xmlns:ds="http://schemas.openxmlformats.org/officeDocument/2006/customXml" ds:itemID="{6E8A10B9-B765-4F0B-A47F-7CB788CD8F65}">
-  <ds:schemaRefs>
-    <ds:schemaRef ds:uri="http://schemas.openxmlformats.org/officeDocument/2006/bibliography"/>
-  </ds:schemaRefs>
-</ds:datastoreItem>
 </file>